--- a/Report for the 2023A and 2023B cycle on the SPECULOOS South Observatory copie.docx
+++ b/Report for the 2023A and 2023B cycle on the SPECULOOS South Observatory copie.docx
@@ -226,42 +226,40 @@
     <w:p>
       <w:pPr>
         <w:rPr>
-          <w:rFonts w:ascii="Arial" w:eastAsia="Times New Roman" w:hAnsi="Arial" w:cs="Arial"/>
-          <w:lang w:val="en-GB" w:eastAsia="fr-FR"/>
-        </w:rPr>
-      </w:pPr>
-      <w:r>
-        <w:rPr>
-          <w:rFonts w:ascii="Arial" w:eastAsia="Times New Roman" w:hAnsi="Arial" w:cs="Arial"/>
-          <w:color w:val="333333"/>
-          <w:shd w:val="clear" w:color="auto" w:fill="FFFFFF"/>
-          <w:lang w:val="en-GB" w:eastAsia="fr-FR"/>
-        </w:rPr>
-        <w:t xml:space="preserve">                       </w:t>
-      </w:r>
-      <w:r>
-        <w:rPr>
-          <w:rFonts w:ascii="Arial" w:eastAsia="Times New Roman" w:hAnsi="Arial" w:cs="Arial"/>
-          <w:color w:val="333333"/>
-          <w:shd w:val="clear" w:color="auto" w:fill="FFFFFF"/>
-          <w:lang w:val="en-GB" w:eastAsia="fr-FR"/>
-        </w:rPr>
-        <w:t xml:space="preserve"> </w:t>
-      </w:r>
-      <w:r>
-        <w:rPr>
-          <w:rFonts w:ascii="Arial" w:eastAsia="Times New Roman" w:hAnsi="Arial" w:cs="Arial"/>
-          <w:color w:val="333333"/>
-          <w:shd w:val="clear" w:color="auto" w:fill="FFFFFF"/>
-          <w:lang w:val="en-GB" w:eastAsia="fr-FR"/>
-        </w:rPr>
-        <w:t xml:space="preserve">   </w:t>
-      </w:r>
-    </w:p>
-    <w:p>
-      <w:pPr>
-        <w:rPr>
-          <w:rFonts w:ascii="Arial" w:hAnsi="Arial" w:cs="Arial"/>
+          <w:rFonts w:ascii="Arial" w:hAnsi="Arial" w:cs="Arial"/>
+          <w:lang w:val="en-GB"/>
+        </w:rPr>
+      </w:pPr>
+    </w:p>
+    <w:p>
+      <w:pPr>
+        <w:jc w:val="both"/>
+        <w:rPr>
+          <w:rFonts w:ascii="Arial" w:hAnsi="Arial" w:cs="Arial"/>
+          <w:b/>
+          <w:bCs/>
+          <w:lang w:val="en-GB"/>
+        </w:rPr>
+      </w:pPr>
+      <w:r>
+        <w:rPr>
+          <w:rFonts w:ascii="Arial" w:hAnsi="Arial" w:cs="Arial"/>
+          <w:b/>
+          <w:bCs/>
+          <w:lang w:val="en-GB"/>
+        </w:rPr>
+        <w:t>Allocated time and status of the programmes</w:t>
+      </w:r>
+    </w:p>
+    <w:p>
+      <w:pPr>
+        <w:pStyle w:val="Paragraphedeliste"/>
+        <w:ind w:left="360"/>
+        <w:jc w:val="both"/>
+        <w:rPr>
+          <w:rFonts w:ascii="Arial" w:hAnsi="Arial" w:cs="Arial"/>
+          <w:b/>
+          <w:bCs/>
           <w:lang w:val="en-GB"/>
         </w:rPr>
       </w:pPr>
@@ -276,19 +274,79 @@
         <w:jc w:val="both"/>
         <w:rPr>
           <w:rFonts w:ascii="Arial" w:hAnsi="Arial" w:cs="Arial"/>
-          <w:b/>
-          <w:bCs/>
-          <w:lang w:val="en-GB"/>
-        </w:rPr>
-      </w:pPr>
-      <w:r>
-        <w:rPr>
-          <w:rFonts w:ascii="Arial" w:hAnsi="Arial" w:cs="Arial"/>
-          <w:b/>
-          <w:bCs/>
-          <w:lang w:val="en-GB"/>
-        </w:rPr>
-        <w:t>Allocated time and status of the programmes</w:t>
+          <w:color w:val="000000" w:themeColor="text1"/>
+          <w:lang w:val="en-GB"/>
+        </w:rPr>
+      </w:pPr>
+      <w:r>
+        <w:rPr>
+          <w:rFonts w:ascii="Arial" w:hAnsi="Arial" w:cs="Arial"/>
+          <w:color w:val="000000" w:themeColor="text1"/>
+          <w:lang w:val="en-US"/>
+        </w:rPr>
+        <w:t xml:space="preserve">Cycle 2023A: Of the 66 observation nights available on the SPECULOOS-South telescope, 49 were allocated to Chilean programs. These nights were distributed among three programs: 0111.A-9004 (“Photometry for Secondary Targets of the Hera Mission,” PI </w:t>
+      </w:r>
+      <w:proofErr w:type="spellStart"/>
+      <w:r>
+        <w:rPr>
+          <w:rFonts w:ascii="Arial" w:hAnsi="Arial" w:cs="Arial"/>
+          <w:color w:val="000000" w:themeColor="text1"/>
+          <w:lang w:val="en-US"/>
+        </w:rPr>
+        <w:t>Leiva</w:t>
+      </w:r>
+      <w:proofErr w:type="spellEnd"/>
+      <w:r>
+        <w:rPr>
+          <w:rFonts w:ascii="Arial" w:hAnsi="Arial" w:cs="Arial"/>
+          <w:color w:val="000000" w:themeColor="text1"/>
+          <w:lang w:val="en-US"/>
+        </w:rPr>
+        <w:t>, 12 nights), 0111.A-9005 (Transit Monitoring from the South (</w:t>
+      </w:r>
+      <w:proofErr w:type="spellStart"/>
+      <w:r>
+        <w:rPr>
+          <w:rFonts w:ascii="Arial" w:hAnsi="Arial" w:cs="Arial"/>
+          <w:color w:val="000000" w:themeColor="text1"/>
+          <w:lang w:val="en-US"/>
+        </w:rPr>
+        <w:t>TraMoS</w:t>
+      </w:r>
+      <w:proofErr w:type="spellEnd"/>
+      <w:r>
+        <w:rPr>
+          <w:rFonts w:ascii="Arial" w:hAnsi="Arial" w:cs="Arial"/>
+          <w:color w:val="000000" w:themeColor="text1"/>
+          <w:lang w:val="en-US"/>
+        </w:rPr>
+        <w:t xml:space="preserve">) project, PI </w:t>
+      </w:r>
+      <w:proofErr w:type="spellStart"/>
+      <w:r>
+        <w:rPr>
+          <w:rFonts w:ascii="Arial" w:hAnsi="Arial" w:cs="Arial"/>
+          <w:color w:val="000000" w:themeColor="text1"/>
+          <w:lang w:val="en-US"/>
+        </w:rPr>
+        <w:t>Pignata</w:t>
+      </w:r>
+      <w:proofErr w:type="spellEnd"/>
+      <w:r>
+        <w:rPr>
+          <w:rFonts w:ascii="Arial" w:hAnsi="Arial" w:cs="Arial"/>
+          <w:color w:val="000000" w:themeColor="text1"/>
+          <w:lang w:val="en-US"/>
+        </w:rPr>
+        <w:t>, 10 nights), and 0111.A-9006 (“Monitoring of Hot Planetary Transits,” PI Caceres, 27 nights). Data were successfully obtained for 42 of these 49 nights, with 5 nights lost due to bad weather and 2 to technical issues.</w:t>
+      </w:r>
+      <w:r>
+        <w:rPr>
+          <w:rFonts w:ascii="Arial" w:hAnsi="Arial" w:cs="Arial"/>
+          <w:color w:val="000000" w:themeColor="text1"/>
+          <w:lang w:val="en-US"/>
+        </w:rPr>
+        <w:t xml:space="preserve"> Plans were sent less than 1 month in advance (as stated in the documentation) for 19 nights.</w:t>
       </w:r>
     </w:p>
     <w:p>
@@ -298,8 +356,6 @@
         <w:jc w:val="both"/>
         <w:rPr>
           <w:rFonts w:ascii="Arial" w:hAnsi="Arial" w:cs="Arial"/>
-          <w:b/>
-          <w:bCs/>
           <w:lang w:val="en-GB"/>
         </w:rPr>
       </w:pPr>
@@ -321,174 +377,83 @@
       <w:r>
         <w:rPr>
           <w:rFonts w:ascii="Arial" w:hAnsi="Arial" w:cs="Arial"/>
-          <w:u w:val="single"/>
-          <w:lang w:val="en-GB"/>
+          <w:color w:val="000000" w:themeColor="text1"/>
+          <w:lang w:val="en-US"/>
         </w:rPr>
         <w:t>Cycle 202</w:t>
       </w:r>
       <w:r>
         <w:rPr>
           <w:rFonts w:ascii="Arial" w:hAnsi="Arial" w:cs="Arial"/>
-          <w:u w:val="single"/>
-          <w:lang w:val="en-GB"/>
+          <w:color w:val="000000" w:themeColor="text1"/>
+          <w:lang w:val="en-US"/>
         </w:rPr>
         <w:t>3</w:t>
       </w:r>
       <w:r>
         <w:rPr>
           <w:rFonts w:ascii="Arial" w:hAnsi="Arial" w:cs="Arial"/>
-          <w:u w:val="single"/>
-          <w:lang w:val="en-GB"/>
-        </w:rPr>
-        <w:t>A:</w:t>
-      </w:r>
-      <w:r>
-        <w:rPr>
-          <w:rFonts w:ascii="Arial" w:hAnsi="Arial" w:cs="Arial"/>
-          <w:lang w:val="en-GB"/>
-        </w:rPr>
-        <w:t xml:space="preserve"> </w:t>
-      </w:r>
-      <w:r>
-        <w:rPr>
-          <w:rFonts w:ascii="Arial" w:hAnsi="Arial" w:cs="Arial"/>
-          <w:lang w:val="en-GB"/>
-        </w:rPr>
-        <w:t>49</w:t>
-      </w:r>
-      <w:r>
-        <w:rPr>
-          <w:rFonts w:ascii="Arial" w:hAnsi="Arial" w:cs="Arial"/>
-          <w:lang w:val="en-GB"/>
-        </w:rPr>
-        <w:t xml:space="preserve"> out of 66 nights of observations were allocated to Chilean programmes during this cycle on a SPECULOOS-South telescope. These nights were spread between programs </w:t>
-      </w:r>
-      <w:r>
-        <w:rPr>
-          <w:rFonts w:ascii="Arial" w:hAnsi="Arial" w:cs="Arial"/>
-          <w:lang w:val="en-US"/>
-        </w:rPr>
-        <w:t>0111.A-9004</w:t>
-      </w:r>
-      <w:r>
-        <w:rPr>
-          <w:rFonts w:ascii="Arial" w:hAnsi="Arial" w:cs="Arial"/>
-          <w:lang w:val="en-US"/>
-        </w:rPr>
-        <w:t xml:space="preserve"> </w:t>
-      </w:r>
-      <w:r>
-        <w:rPr>
-          <w:rFonts w:ascii="Arial" w:hAnsi="Arial" w:cs="Arial"/>
-          <w:lang w:val="en-GB"/>
-        </w:rPr>
-        <w:t>(</w:t>
-      </w:r>
-      <w:r>
-        <w:rPr>
-          <w:rFonts w:ascii="Arial" w:hAnsi="Arial" w:cs="Arial"/>
-          <w:lang w:val="en-GB"/>
-        </w:rPr>
-        <w:t>“</w:t>
-      </w:r>
-      <w:r>
-        <w:rPr>
-          <w:rFonts w:ascii="Arial" w:hAnsi="Arial" w:cs="Arial"/>
-          <w:lang w:val="en-US"/>
-        </w:rPr>
-        <w:t>Photometry for secondary targets of the Hera mission</w:t>
-      </w:r>
-      <w:r>
-        <w:rPr>
-          <w:rFonts w:ascii="Arial" w:hAnsi="Arial" w:cs="Arial"/>
-          <w:lang w:val="en-US"/>
-        </w:rPr>
-        <w:t xml:space="preserve"> », PI: </w:t>
+          <w:color w:val="000000" w:themeColor="text1"/>
+          <w:lang w:val="en-US"/>
+        </w:rPr>
+        <w:t xml:space="preserve">B: Out of the 66 observation nights offered during this cycle, </w:t>
+      </w:r>
+      <w:r>
+        <w:rPr>
+          <w:rFonts w:ascii="Arial" w:hAnsi="Arial" w:cs="Arial"/>
+          <w:color w:val="000000" w:themeColor="text1"/>
+          <w:lang w:val="en-US"/>
+        </w:rPr>
+        <w:t>66</w:t>
+      </w:r>
+      <w:r>
+        <w:rPr>
+          <w:rFonts w:ascii="Arial" w:hAnsi="Arial" w:cs="Arial"/>
+          <w:color w:val="000000" w:themeColor="text1"/>
+          <w:lang w:val="en-US"/>
+        </w:rPr>
+        <w:t xml:space="preserve"> were allocated</w:t>
+      </w:r>
+      <w:r>
+        <w:rPr>
+          <w:rFonts w:ascii="Arial" w:hAnsi="Arial" w:cs="Arial"/>
+          <w:color w:val="000000" w:themeColor="text1"/>
+          <w:lang w:val="en-US"/>
+        </w:rPr>
+        <w:t>, and 40 were successful</w:t>
+      </w:r>
+      <w:r>
+        <w:rPr>
+          <w:rFonts w:ascii="Arial" w:hAnsi="Arial" w:cs="Arial"/>
+          <w:color w:val="000000" w:themeColor="text1"/>
+          <w:lang w:val="en-US"/>
+        </w:rPr>
+        <w:t>. These nights were shared between two programs: 0111.A-9006 (“Monitoring of Hot Planetary Transits,” PI Caceres, 31 nights), and 0111.A-9005 (Transit Monitoring from the South (</w:t>
       </w:r>
       <w:proofErr w:type="spellStart"/>
       <w:r>
         <w:rPr>
           <w:rFonts w:ascii="Arial" w:hAnsi="Arial" w:cs="Arial"/>
-          <w:lang w:val="en-US"/>
-        </w:rPr>
-        <w:t>Leiva</w:t>
+          <w:color w:val="000000" w:themeColor="text1"/>
+          <w:lang w:val="en-US"/>
+        </w:rPr>
+        <w:t>TraMoS</w:t>
       </w:r>
       <w:proofErr w:type="spellEnd"/>
       <w:r>
         <w:rPr>
           <w:rFonts w:ascii="Arial" w:hAnsi="Arial" w:cs="Arial"/>
-          <w:lang w:val="en-US"/>
-        </w:rPr>
-        <w:t xml:space="preserve">, </w:t>
-      </w:r>
-      <w:r>
-        <w:rPr>
-          <w:rFonts w:ascii="Arial" w:hAnsi="Arial" w:cs="Arial"/>
-          <w:lang w:val="en-GB"/>
-        </w:rPr>
-        <w:t>1</w:t>
-      </w:r>
-      <w:r>
-        <w:rPr>
-          <w:rFonts w:ascii="Arial" w:hAnsi="Arial" w:cs="Arial"/>
-          <w:lang w:val="en-GB"/>
-        </w:rPr>
-        <w:t>2</w:t>
-      </w:r>
-      <w:r>
-        <w:rPr>
-          <w:rFonts w:ascii="Arial" w:hAnsi="Arial" w:cs="Arial"/>
-          <w:lang w:val="en-GB"/>
-        </w:rPr>
-        <w:t xml:space="preserve"> nights</w:t>
-      </w:r>
-      <w:r>
-        <w:rPr>
-          <w:rFonts w:ascii="Arial" w:hAnsi="Arial" w:cs="Arial"/>
-          <w:lang w:val="en-GB"/>
-        </w:rPr>
-        <w:t xml:space="preserve">), </w:t>
-      </w:r>
-      <w:r>
-        <w:rPr>
-          <w:rFonts w:ascii="Arial" w:hAnsi="Arial" w:cs="Arial"/>
-          <w:lang w:val="en-US"/>
-        </w:rPr>
-        <w:t>0111.A-9005</w:t>
-      </w:r>
-      <w:r>
-        <w:rPr>
-          <w:rFonts w:ascii="Arial" w:hAnsi="Arial" w:cs="Arial"/>
-          <w:lang w:val="en-US"/>
-        </w:rPr>
-        <w:t xml:space="preserve"> </w:t>
-      </w:r>
-      <w:r>
-        <w:rPr>
-          <w:rFonts w:ascii="Arial" w:hAnsi="Arial" w:cs="Arial"/>
-          <w:lang w:val="en-GB"/>
-        </w:rPr>
-        <w:t>(PI</w:t>
-      </w:r>
-      <w:r>
-        <w:rPr>
-          <w:rFonts w:ascii="Arial" w:hAnsi="Arial" w:cs="Arial"/>
-          <w:lang w:val="en-GB"/>
-        </w:rPr>
-        <w:t>:</w:t>
-      </w:r>
-      <w:r>
-        <w:rPr>
-          <w:rFonts w:ascii="Arial" w:hAnsi="Arial" w:cs="Arial"/>
-          <w:lang w:val="en-GB"/>
-        </w:rPr>
-        <w:t xml:space="preserve"> </w:t>
+          <w:color w:val="000000" w:themeColor="text1"/>
+          <w:lang w:val="en-US"/>
+        </w:rPr>
+        <w:t xml:space="preserve">) project, PI </w:t>
       </w:r>
       <w:proofErr w:type="spellStart"/>
       <w:r>
         <w:rPr>
           <w:rFonts w:ascii="Arial" w:hAnsi="Arial" w:cs="Arial"/>
-          <w:lang w:val="en-GB"/>
+          <w:color w:val="000000" w:themeColor="text1"/>
+          <w:lang w:val="en-US"/>
         </w:rPr>
         <w:t>Pignata</w:t>
       </w:r>
@@ -496,371 +461,59 @@
       <w:r>
         <w:rPr>
           <w:rFonts w:ascii="Arial" w:hAnsi="Arial" w:cs="Arial"/>
-          <w:lang w:val="en-GB"/>
-        </w:rPr>
-        <w:t xml:space="preserve">, </w:t>
-      </w:r>
-      <w:r>
-        <w:rPr>
-          <w:rFonts w:ascii="Arial" w:hAnsi="Arial" w:cs="Arial"/>
-          <w:color w:val="000000"/>
-          <w:lang w:val="en-US"/>
-        </w:rPr>
-        <w:t>Transit Monitoring from the South (</w:t>
-      </w:r>
-      <w:proofErr w:type="spellStart"/>
-      <w:r>
-        <w:rPr>
-          <w:rFonts w:ascii="Arial" w:hAnsi="Arial" w:cs="Arial"/>
-          <w:color w:val="000000"/>
-          <w:lang w:val="en-US"/>
-        </w:rPr>
-        <w:t>TraMoS</w:t>
-      </w:r>
-      <w:proofErr w:type="spellEnd"/>
-      <w:r>
-        <w:rPr>
-          <w:rFonts w:ascii="Arial" w:hAnsi="Arial" w:cs="Arial"/>
-          <w:color w:val="000000"/>
-          <w:lang w:val="en-US"/>
-        </w:rPr>
-        <w:t>) project,</w:t>
-      </w:r>
-      <w:r>
-        <w:rPr>
-          <w:rFonts w:ascii="Arial" w:hAnsi="Arial" w:cs="Arial"/>
-          <w:lang w:val="en-GB"/>
-        </w:rPr>
-        <w:t xml:space="preserve"> </w:t>
-      </w:r>
-      <w:r>
-        <w:rPr>
-          <w:rFonts w:ascii="Arial" w:hAnsi="Arial" w:cs="Arial"/>
-          <w:lang w:val="en-GB"/>
-        </w:rPr>
-        <w:t>10</w:t>
-      </w:r>
-      <w:r>
-        <w:rPr>
-          <w:rFonts w:ascii="Arial" w:hAnsi="Arial" w:cs="Arial"/>
-          <w:lang w:val="en-GB"/>
-        </w:rPr>
-        <w:t xml:space="preserve"> nights),</w:t>
-      </w:r>
-      <w:r>
-        <w:rPr>
-          <w:rFonts w:ascii="Arial" w:hAnsi="Arial" w:cs="Arial"/>
-          <w:lang w:val="en-GB"/>
-        </w:rPr>
-        <w:t xml:space="preserve"> </w:t>
-      </w:r>
-      <w:r>
-        <w:rPr>
-          <w:rFonts w:ascii="Arial" w:hAnsi="Arial" w:cs="Arial"/>
-          <w:lang w:val="en-GB"/>
-        </w:rPr>
-        <w:t xml:space="preserve">and </w:t>
-      </w:r>
-      <w:r>
-        <w:rPr>
-          <w:rFonts w:ascii="Arial" w:hAnsi="Arial" w:cs="Arial"/>
-          <w:lang w:val="en-US"/>
-        </w:rPr>
-        <w:t>0111.A-9006</w:t>
-      </w:r>
-      <w:r>
-        <w:rPr>
-          <w:rFonts w:ascii="Arial" w:hAnsi="Arial" w:cs="Arial"/>
-          <w:lang w:val="en-US"/>
-        </w:rPr>
-        <w:t xml:space="preserve"> </w:t>
-      </w:r>
-      <w:r>
-        <w:rPr>
-          <w:rFonts w:ascii="Arial" w:hAnsi="Arial" w:cs="Arial"/>
-          <w:lang w:val="en-GB"/>
-        </w:rPr>
-        <w:t>(</w:t>
-      </w:r>
-      <w:r>
-        <w:rPr>
-          <w:rFonts w:ascii="Arial" w:hAnsi="Arial" w:cs="Arial"/>
-          <w:lang w:val="en-GB"/>
-        </w:rPr>
-        <w:t>“</w:t>
-      </w:r>
-      <w:r>
-        <w:rPr>
-          <w:rFonts w:ascii="Arial" w:hAnsi="Arial" w:cs="Arial"/>
-          <w:lang w:val="en-US"/>
-        </w:rPr>
-        <w:t>Monitoring of hot planetary transits</w:t>
-      </w:r>
-      <w:r>
-        <w:rPr>
-          <w:rFonts w:ascii="Arial" w:hAnsi="Arial" w:cs="Arial"/>
-          <w:lang w:val="en-US"/>
-        </w:rPr>
-        <w:t> », PI Caceres</w:t>
-      </w:r>
-      <w:r>
-        <w:rPr>
-          <w:rFonts w:ascii="Arial" w:hAnsi="Arial" w:cs="Arial"/>
-          <w:lang w:val="en-US"/>
-        </w:rPr>
-        <w:t>, 27 nights</w:t>
-      </w:r>
-      <w:r>
-        <w:rPr>
-          <w:rFonts w:ascii="Arial" w:hAnsi="Arial" w:cs="Arial"/>
-          <w:lang w:val="en-GB"/>
-        </w:rPr>
-        <w:t>). Data were obtained for 4</w:t>
-      </w:r>
-      <w:r>
-        <w:rPr>
-          <w:rFonts w:ascii="Arial" w:hAnsi="Arial" w:cs="Arial"/>
-          <w:lang w:val="en-GB"/>
-        </w:rPr>
-        <w:t>2</w:t>
-      </w:r>
-      <w:r>
-        <w:rPr>
-          <w:rFonts w:ascii="Arial" w:hAnsi="Arial" w:cs="Arial"/>
-          <w:lang w:val="en-GB"/>
-        </w:rPr>
-        <w:t xml:space="preserve"> out of these </w:t>
-      </w:r>
-      <w:r>
-        <w:rPr>
-          <w:rFonts w:ascii="Arial" w:hAnsi="Arial" w:cs="Arial"/>
-          <w:lang w:val="en-GB"/>
-        </w:rPr>
-        <w:t>49</w:t>
-      </w:r>
-      <w:r>
-        <w:rPr>
-          <w:rFonts w:ascii="Arial" w:hAnsi="Arial" w:cs="Arial"/>
-          <w:lang w:val="en-GB"/>
-        </w:rPr>
-        <w:t xml:space="preserve"> nights. </w:t>
-      </w:r>
-      <w:r>
-        <w:rPr>
-          <w:rFonts w:ascii="Arial" w:hAnsi="Arial" w:cs="Arial"/>
-          <w:lang w:val="en-GB"/>
-        </w:rPr>
-        <w:t>5</w:t>
-      </w:r>
-      <w:r>
-        <w:rPr>
-          <w:rFonts w:ascii="Arial" w:hAnsi="Arial" w:cs="Arial"/>
-          <w:lang w:val="en-GB"/>
-        </w:rPr>
-        <w:t xml:space="preserve"> nights were lost due to bad weather</w:t>
-      </w:r>
-      <w:r>
-        <w:rPr>
-          <w:rFonts w:ascii="Arial" w:hAnsi="Arial" w:cs="Arial"/>
-          <w:lang w:val="en-GB"/>
-        </w:rPr>
-        <w:t xml:space="preserve"> and 2</w:t>
-      </w:r>
-      <w:r>
-        <w:rPr>
-          <w:rFonts w:ascii="Arial" w:hAnsi="Arial" w:cs="Arial"/>
-          <w:lang w:val="en-GB"/>
-        </w:rPr>
-        <w:t xml:space="preserve"> </w:t>
-      </w:r>
-      <w:r>
-        <w:rPr>
-          <w:rFonts w:ascii="Arial" w:hAnsi="Arial" w:cs="Arial"/>
-          <w:lang w:val="en-GB"/>
-        </w:rPr>
-        <w:t>because of technical problems.</w:t>
-      </w:r>
-    </w:p>
-    <w:p>
-      <w:pPr>
-        <w:pStyle w:val="Paragraphedeliste"/>
-        <w:ind w:left="360"/>
-        <w:jc w:val="both"/>
-        <w:rPr>
-          <w:rFonts w:ascii="Arial" w:hAnsi="Arial" w:cs="Arial"/>
-          <w:lang w:val="en-GB"/>
-        </w:rPr>
-      </w:pPr>
-    </w:p>
-    <w:p>
-      <w:pPr>
-        <w:pStyle w:val="Paragraphedeliste"/>
-        <w:numPr>
-          <w:ilvl w:val="1"/>
-          <w:numId w:val="1"/>
-        </w:numPr>
-        <w:ind w:left="720"/>
-        <w:jc w:val="both"/>
-        <w:rPr>
-          <w:rFonts w:ascii="Arial" w:hAnsi="Arial" w:cs="Arial"/>
-          <w:color w:val="000000"/>
-          <w:lang w:val="en-GB"/>
-        </w:rPr>
-      </w:pPr>
-      <w:r>
-        <w:rPr>
-          <w:rFonts w:ascii="Arial" w:hAnsi="Arial" w:cs="Arial"/>
-          <w:u w:val="single"/>
-          <w:lang w:val="en-GB"/>
-        </w:rPr>
-        <w:t>Cycle 202</w:t>
-      </w:r>
-      <w:r>
-        <w:rPr>
-          <w:rFonts w:ascii="Arial" w:hAnsi="Arial" w:cs="Arial"/>
-          <w:u w:val="single"/>
-          <w:lang w:val="en-GB"/>
-        </w:rPr>
-        <w:t>2</w:t>
-      </w:r>
-      <w:r>
-        <w:rPr>
-          <w:rFonts w:ascii="Arial" w:hAnsi="Arial" w:cs="Arial"/>
-          <w:u w:val="single"/>
-          <w:lang w:val="en-GB"/>
-        </w:rPr>
-        <w:t>B:</w:t>
-      </w:r>
-      <w:r>
-        <w:rPr>
-          <w:rFonts w:ascii="Arial" w:hAnsi="Arial" w:cs="Arial"/>
-          <w:lang w:val="en-GB"/>
-        </w:rPr>
-        <w:t xml:space="preserve"> 57 out of 66 nights of observations offered were allocated during this cycle. The two programs that shared those nights were programs </w:t>
-      </w:r>
-      <w:r>
-        <w:rPr>
-          <w:rFonts w:ascii="Arial" w:hAnsi="Arial" w:cs="Arial"/>
-          <w:lang w:val="en-US"/>
-        </w:rPr>
-        <w:t>0111.A-9005</w:t>
-      </w:r>
-      <w:r>
-        <w:rPr>
-          <w:rFonts w:ascii="Arial" w:hAnsi="Arial" w:cs="Arial"/>
-          <w:lang w:val="en-GB"/>
-        </w:rPr>
-        <w:t xml:space="preserve"> </w:t>
-      </w:r>
-      <w:r>
-        <w:rPr>
-          <w:rFonts w:ascii="Arial" w:hAnsi="Arial" w:cs="Arial"/>
-          <w:lang w:val="en-GB"/>
-        </w:rPr>
-        <w:t>(</w:t>
-      </w:r>
-      <w:r>
-        <w:rPr>
-          <w:rFonts w:ascii="Arial" w:hAnsi="Arial" w:cs="Arial"/>
-          <w:color w:val="000000"/>
-          <w:lang w:val="en-US"/>
-        </w:rPr>
-        <w:t>“</w:t>
-      </w:r>
-      <w:r>
-        <w:rPr>
-          <w:rFonts w:ascii="Arial" w:hAnsi="Arial" w:cs="Arial"/>
-          <w:color w:val="000000"/>
-          <w:lang w:val="en-US"/>
-        </w:rPr>
-        <w:t>Probing the explosion mechanism of core collapse supernovae through nebular photometric and spectroscopic observations »</w:t>
-      </w:r>
-      <w:r>
-        <w:rPr>
-          <w:rFonts w:ascii="Arial" w:hAnsi="Arial" w:cs="Arial"/>
-          <w:color w:val="000000"/>
-          <w:lang w:val="en-US"/>
-        </w:rPr>
-        <w:t xml:space="preserve">, </w:t>
-      </w:r>
-      <w:r>
-        <w:rPr>
-          <w:rFonts w:ascii="Arial" w:hAnsi="Arial" w:cs="Arial"/>
-          <w:lang w:val="en-GB"/>
-        </w:rPr>
-        <w:t xml:space="preserve">PI </w:t>
-      </w:r>
-      <w:proofErr w:type="spellStart"/>
-      <w:r>
-        <w:rPr>
-          <w:rFonts w:ascii="Arial" w:hAnsi="Arial" w:cs="Arial"/>
-          <w:lang w:val="en-GB"/>
-        </w:rPr>
-        <w:t>Leiva</w:t>
-      </w:r>
-      <w:proofErr w:type="spellEnd"/>
-      <w:r>
-        <w:rPr>
-          <w:rFonts w:ascii="Arial" w:hAnsi="Arial" w:cs="Arial"/>
-          <w:lang w:val="en-GB"/>
-        </w:rPr>
-        <w:t xml:space="preserve">, </w:t>
-      </w:r>
-      <w:r>
-        <w:rPr>
-          <w:rFonts w:ascii="Arial" w:hAnsi="Arial" w:cs="Arial"/>
-          <w:lang w:val="en-GB"/>
-        </w:rPr>
-        <w:t>12 nights),</w:t>
-      </w:r>
-      <w:r>
-        <w:rPr>
-          <w:rFonts w:ascii="Arial" w:hAnsi="Arial" w:cs="Arial"/>
-          <w:lang w:val="en-GB"/>
-        </w:rPr>
-        <w:t xml:space="preserve"> </w:t>
-      </w:r>
-      <w:proofErr w:type="gramStart"/>
-      <w:r>
-        <w:rPr>
-          <w:rFonts w:ascii="Arial" w:hAnsi="Arial" w:cs="Arial"/>
-          <w:lang w:val="en-GB"/>
-        </w:rPr>
-        <w:t xml:space="preserve">and </w:t>
-      </w:r>
-      <w:r>
-        <w:rPr>
-          <w:rFonts w:ascii="Arial" w:hAnsi="Arial" w:cs="Arial"/>
-          <w:lang w:val="en-GB"/>
-        </w:rPr>
-        <w:t>.</w:t>
-      </w:r>
-      <w:proofErr w:type="gramEnd"/>
-      <w:r>
-        <w:rPr>
-          <w:rFonts w:ascii="Arial" w:hAnsi="Arial" w:cs="Arial"/>
-          <w:lang w:val="en-GB"/>
-        </w:rPr>
-        <w:t xml:space="preserve"> 48 out of the 57 nights were successful.</w:t>
-      </w:r>
-      <w:r>
-        <w:rPr>
-          <w:rFonts w:ascii="Arial" w:hAnsi="Arial" w:cs="Arial"/>
-          <w:color w:val="000000"/>
-          <w:lang w:val="en-GB"/>
-        </w:rPr>
-        <w:t xml:space="preserve"> 8 nights were lost due to bad weather, and one due to technical problem on the telescope. </w:t>
-      </w:r>
-    </w:p>
-    <w:p>
-      <w:pPr>
-        <w:pStyle w:val="Paragraphedeliste"/>
-        <w:rPr>
-          <w:rFonts w:ascii="Arial" w:hAnsi="Arial" w:cs="Arial"/>
-          <w:color w:val="000000"/>
-          <w:lang w:val="en-GB"/>
-        </w:rPr>
-      </w:pPr>
+          <w:color w:val="000000" w:themeColor="text1"/>
+          <w:lang w:val="en-US"/>
+        </w:rPr>
+        <w:t xml:space="preserve">, 35 nights). However, 4 nights were lost to bad weather, </w:t>
+      </w:r>
+      <w:r>
+        <w:rPr>
+          <w:rFonts w:ascii="Arial" w:hAnsi="Arial" w:cs="Arial"/>
+          <w:color w:val="000000" w:themeColor="text1"/>
+          <w:lang w:val="en-US"/>
+        </w:rPr>
+        <w:t>8</w:t>
+      </w:r>
+      <w:r>
+        <w:rPr>
+          <w:rFonts w:ascii="Arial" w:hAnsi="Arial" w:cs="Arial"/>
+          <w:color w:val="000000" w:themeColor="text1"/>
+          <w:lang w:val="en-US"/>
+        </w:rPr>
+        <w:t xml:space="preserve"> to technical issues with the telescope, and </w:t>
+      </w:r>
+      <w:r>
+        <w:rPr>
+          <w:rFonts w:ascii="Arial" w:hAnsi="Arial" w:cs="Arial"/>
+          <w:color w:val="000000" w:themeColor="text1"/>
+          <w:lang w:val="en-US"/>
+        </w:rPr>
+        <w:t>8</w:t>
+      </w:r>
+      <w:r>
+        <w:rPr>
+          <w:rFonts w:ascii="Arial" w:hAnsi="Arial" w:cs="Arial"/>
+          <w:color w:val="000000" w:themeColor="text1"/>
+          <w:lang w:val="en-US"/>
+        </w:rPr>
+        <w:t xml:space="preserve"> because observation plans were submitted too late. For 35 nights, the plans were submitted less than a month before the scheduled observations, with 25 of these arriving just days before. We scheduled these observations regardless, except for </w:t>
+      </w:r>
+      <w:r>
+        <w:rPr>
+          <w:rFonts w:ascii="Arial" w:hAnsi="Arial" w:cs="Arial"/>
+          <w:color w:val="000000" w:themeColor="text1"/>
+          <w:lang w:val="en-US"/>
+        </w:rPr>
+        <w:t>8</w:t>
+      </w:r>
+      <w:r>
+        <w:rPr>
+          <w:rFonts w:ascii="Arial" w:hAnsi="Arial" w:cs="Arial"/>
+          <w:color w:val="000000" w:themeColor="text1"/>
+          <w:lang w:val="en-US"/>
+        </w:rPr>
+        <w:t xml:space="preserve"> nights, which were received over the weekend or when the responsible staff member was unavailable. Additionally, 6 nights were lost due to human error (issues with uploading the observation plans). In those cases, we worked with the PIs to reschedule the observations, as the errors were on our side.</w:t>
+      </w:r>
     </w:p>
     <w:p>
       <w:pPr>
@@ -894,7 +547,63 @@
           <w:rFonts w:ascii="Arial" w:hAnsi="Arial" w:cs="Arial"/>
           <w:lang w:val="en-GB"/>
         </w:rPr>
-        <w:t xml:space="preserve">88 out of the 123 allocated nights were successful for cycle 2021A and 2021B. </w:t>
+        <w:t>8</w:t>
+      </w:r>
+      <w:r>
+        <w:rPr>
+          <w:rFonts w:ascii="Arial" w:hAnsi="Arial" w:cs="Arial"/>
+          <w:lang w:val="en-GB"/>
+        </w:rPr>
+        <w:t>2</w:t>
+      </w:r>
+      <w:r>
+        <w:rPr>
+          <w:rFonts w:ascii="Arial" w:hAnsi="Arial" w:cs="Arial"/>
+          <w:lang w:val="en-GB"/>
+        </w:rPr>
+        <w:t xml:space="preserve"> out of the 1</w:t>
+      </w:r>
+      <w:r>
+        <w:rPr>
+          <w:rFonts w:ascii="Arial" w:hAnsi="Arial" w:cs="Arial"/>
+          <w:lang w:val="en-GB"/>
+        </w:rPr>
+        <w:t>15</w:t>
+      </w:r>
+      <w:r>
+        <w:rPr>
+          <w:rFonts w:ascii="Arial" w:hAnsi="Arial" w:cs="Arial"/>
+          <w:lang w:val="en-GB"/>
+        </w:rPr>
+        <w:t xml:space="preserve"> allocated nights were successful for cycle 202</w:t>
+      </w:r>
+      <w:r>
+        <w:rPr>
+          <w:rFonts w:ascii="Arial" w:hAnsi="Arial" w:cs="Arial"/>
+          <w:lang w:val="en-GB"/>
+        </w:rPr>
+        <w:t>3</w:t>
+      </w:r>
+      <w:r>
+        <w:rPr>
+          <w:rFonts w:ascii="Arial" w:hAnsi="Arial" w:cs="Arial"/>
+          <w:lang w:val="en-GB"/>
+        </w:rPr>
+        <w:t>A and 202</w:t>
+      </w:r>
+      <w:r>
+        <w:rPr>
+          <w:rFonts w:ascii="Arial" w:hAnsi="Arial" w:cs="Arial"/>
+          <w:lang w:val="en-GB"/>
+        </w:rPr>
+        <w:t>3</w:t>
+      </w:r>
+      <w:r>
+        <w:rPr>
+          <w:rFonts w:ascii="Arial" w:hAnsi="Arial" w:cs="Arial"/>
+          <w:lang w:val="en-GB"/>
+        </w:rPr>
+        <w:t xml:space="preserve">B. </w:t>
       </w:r>
     </w:p>
     <w:p>
@@ -917,11 +626,6 @@
     </w:p>
     <w:p>
       <w:pPr>
-        <w:pStyle w:val="Paragraphedeliste"/>
-        <w:numPr>
-          <w:ilvl w:val="0"/>
-          <w:numId w:val="1"/>
-        </w:numPr>
         <w:jc w:val="both"/>
         <w:rPr>
           <w:rFonts w:ascii="Arial" w:hAnsi="Arial" w:cs="Arial"/>
@@ -1024,7 +728,7 @@
           <w:rFonts w:ascii="Arial" w:hAnsi="Arial" w:cs="Arial"/>
           <w:lang w:val="en-GB"/>
         </w:rPr>
-        <w:t>23</w:t>
+        <w:t>19</w:t>
       </w:r>
       <w:r>
         <w:rPr>
@@ -1038,14 +742,28 @@
           <w:rFonts w:ascii="Arial" w:hAnsi="Arial" w:cs="Arial"/>
           <w:lang w:val="en-GB"/>
         </w:rPr>
-        <w:t>42</w:t>
-      </w:r>
-      <w:r>
-        <w:rPr>
-          <w:rFonts w:ascii="Arial" w:hAnsi="Arial" w:cs="Arial"/>
-          <w:lang w:val="en-GB"/>
-        </w:rPr>
-        <w:t xml:space="preserve"> nights in Cycle 2022</w:t>
+        <w:t>4</w:t>
+      </w:r>
+      <w:r>
+        <w:rPr>
+          <w:rFonts w:ascii="Arial" w:hAnsi="Arial" w:cs="Arial"/>
+          <w:lang w:val="en-GB"/>
+        </w:rPr>
+        <w:t>9</w:t>
+      </w:r>
+      <w:r>
+        <w:rPr>
+          <w:rFonts w:ascii="Arial" w:hAnsi="Arial" w:cs="Arial"/>
+          <w:lang w:val="en-GB"/>
+        </w:rPr>
+        <w:t xml:space="preserve"> nights in Cycle 202</w:t>
+      </w:r>
+      <w:r>
+        <w:rPr>
+          <w:rFonts w:ascii="Arial" w:hAnsi="Arial" w:cs="Arial"/>
+          <w:lang w:val="en-GB"/>
+        </w:rPr>
+        <w:t>3</w:t>
       </w:r>
       <w:r>
         <w:rPr>
@@ -1059,14 +777,28 @@
           <w:rFonts w:ascii="Arial" w:hAnsi="Arial" w:cs="Arial"/>
           <w:lang w:val="en-GB"/>
         </w:rPr>
-        <w:t xml:space="preserve"> 31</w:t>
-      </w:r>
-      <w:r>
-        <w:rPr>
-          <w:rFonts w:ascii="Arial" w:hAnsi="Arial" w:cs="Arial"/>
-          <w:lang w:val="en-GB"/>
-        </w:rPr>
-        <w:t xml:space="preserve"> out of 66 nights in Cycle 2022</w:t>
+        <w:t xml:space="preserve"> 3</w:t>
+      </w:r>
+      <w:r>
+        <w:rPr>
+          <w:rFonts w:ascii="Arial" w:hAnsi="Arial" w:cs="Arial"/>
+          <w:lang w:val="en-GB"/>
+        </w:rPr>
+        <w:t>5</w:t>
+      </w:r>
+      <w:r>
+        <w:rPr>
+          <w:rFonts w:ascii="Arial" w:hAnsi="Arial" w:cs="Arial"/>
+          <w:lang w:val="en-GB"/>
+        </w:rPr>
+        <w:t xml:space="preserve"> out of 66 nights in Cycle 202</w:t>
+      </w:r>
+      <w:r>
+        <w:rPr>
+          <w:rFonts w:ascii="Arial" w:hAnsi="Arial" w:cs="Arial"/>
+          <w:lang w:val="en-GB"/>
+        </w:rPr>
+        <w:t>3</w:t>
       </w:r>
       <w:r>
         <w:rPr>
@@ -1094,7 +826,15 @@
           <w:rFonts w:ascii="Arial" w:hAnsi="Arial" w:cs="Arial"/>
           <w:lang w:val="en-GB"/>
         </w:rPr>
-        <w:t>, some plans were received only 1 or 2 days before the actual observations which put more stress on the planification and increases the chances to miss the information</w:t>
+        <w:t xml:space="preserve">, some plans were received only 1 or 2 days before the actual observations which put more stress on the planification and increases </w:t>
+      </w:r>
+      <w:r>
+        <w:rPr>
+          <w:rFonts w:ascii="Arial" w:hAnsi="Arial" w:cs="Arial"/>
+          <w:lang w:val="en-GB"/>
+        </w:rPr>
+        <w:lastRenderedPageBreak/>
+        <w:t>the chances to miss the information</w:t>
       </w:r>
       <w:r>
         <w:rPr>
@@ -1143,7 +883,7 @@
           <w:rFonts w:ascii="Arial" w:hAnsi="Arial" w:cs="Arial"/>
           <w:lang w:val="en-GB"/>
         </w:rPr>
-        <w:t>.</w:t>
+        <w:t>, with almost no delays.</w:t>
       </w:r>
     </w:p>
     <w:sectPr>
@@ -1274,17 +1014,17 @@
   <w:abstractNum w:abstractNumId="1" w15:restartNumberingAfterBreak="0">
     <w:nsid w:val="3A580D1F"/>
     <w:multiLevelType w:val="hybridMultilevel"/>
-    <w:tmpl w:val="D2441B98"/>
-    <w:lvl w:ilvl="0" w:tplc="040C000F">
+    <w:tmpl w:val="229E8F0E"/>
+    <w:lvl w:ilvl="0" w:tplc="040C0001">
       <w:start w:val="1"/>
-      <w:numFmt w:val="decimal"/>
-      <w:lvlText w:val="%1."/>
+      <w:numFmt w:val="bullet"/>
+      <w:lvlText w:val=""/>
       <w:lvlJc w:val="left"/>
       <w:pPr>
         <w:ind w:left="360" w:hanging="360"/>
       </w:pPr>
       <w:rPr>
-        <w:rFonts w:hint="default"/>
+        <w:rFonts w:ascii="Symbol" w:hAnsi="Symbol" w:hint="default"/>
       </w:rPr>
     </w:lvl>
     <w:lvl w:ilvl="1" w:tplc="040C0001">
